--- a/PRP申請書類 自動転記ツール/99_data/テンプレート/SOP/16-2 【E】検証手順書.docx
+++ b/PRP申請書類 自動転記ツール/99_data/テンプレート/SOP/16-2 【E】検証手順書.docx
@@ -10,7 +10,6 @@
           <w:lang w:eastAsia="ja-JP"/>
         </w:rPr>
       </w:pPr>
-      <w:bookmarkStart w:id="0" w:name="_GoBack"/>
       <w:r>
         <w:rPr>
           <w:rFonts w:hAnsi="ＭＳ 明朝" w:hint="eastAsia"/>
@@ -104,7 +103,6 @@
         </mc:AlternateContent>
       </w:r>
     </w:p>
-    <w:bookmarkEnd w:id="0"/>
     <w:p>
       <w:pPr>
         <w:rPr>
@@ -546,12 +544,6 @@
         <w:gridCol w:w="2520"/>
       </w:tblGrid>
       <w:tr>
-        <w:tblPrEx>
-          <w:tblCellMar>
-            <w:top w:w="0" w:type="dxa"/>
-            <w:bottom w:w="0" w:type="dxa"/>
-          </w:tblCellMar>
-        </w:tblPrEx>
         <w:trPr>
           <w:trHeight w:val="451"/>
         </w:trPr>
@@ -564,12 +556,12 @@
             <w:pPr>
               <w:jc w:val="center"/>
               <w:rPr>
-                <w:rFonts w:ascii="ＭＳ ゴシック" w:eastAsia="ＭＳ ゴシック" w:hAnsi="ＭＳ ゴシック" w:hint="eastAsia"/>
+                <w:rFonts w:ascii="ＭＳ ゴシック" w:eastAsia="ＭＳ ゴシック" w:hAnsi="ＭＳ ゴシック"/>
                 <w:color w:val="000000"/>
                 <w:lang w:eastAsia="zh-TW"/>
               </w:rPr>
             </w:pPr>
-            <w:bookmarkStart w:id="1" w:name="_Hlk154757077"/>
+            <w:bookmarkStart w:id="0" w:name="_Hlk154757077"/>
             <w:r>
               <w:rPr>
                 <w:rFonts w:ascii="ＭＳ ゴシック" w:eastAsia="ＭＳ ゴシック" w:hAnsi="ＭＳ ゴシック" w:hint="eastAsia"/>
@@ -583,7 +575,7 @@
             <w:pPr>
               <w:jc w:val="center"/>
               <w:rPr>
-                <w:rFonts w:ascii="ＭＳ ゴシック" w:eastAsia="ＭＳ ゴシック" w:hAnsi="ＭＳ ゴシック" w:hint="eastAsia"/>
+                <w:rFonts w:ascii="ＭＳ ゴシック" w:eastAsia="ＭＳ ゴシック" w:hAnsi="ＭＳ ゴシック"/>
                 <w:color w:val="000000"/>
                 <w:lang w:eastAsia="zh-TW"/>
               </w:rPr>
@@ -623,7 +615,7 @@
             <w:pPr>
               <w:jc w:val="center"/>
               <w:rPr>
-                <w:rFonts w:ascii="ＭＳ ゴシック" w:eastAsia="ＭＳ ゴシック" w:hAnsi="ＭＳ ゴシック" w:hint="eastAsia"/>
+                <w:rFonts w:ascii="ＭＳ ゴシック" w:eastAsia="ＭＳ ゴシック" w:hAnsi="ＭＳ ゴシック"/>
                 <w:color w:val="000000"/>
                 <w:lang w:eastAsia="ja-JP"/>
               </w:rPr>
@@ -641,7 +633,7 @@
             <w:pPr>
               <w:jc w:val="center"/>
               <w:rPr>
-                <w:rFonts w:ascii="ＭＳ ゴシック" w:eastAsia="ＭＳ ゴシック" w:hAnsi="ＭＳ ゴシック" w:hint="eastAsia"/>
+                <w:rFonts w:ascii="ＭＳ ゴシック" w:eastAsia="ＭＳ ゴシック" w:hAnsi="ＭＳ ゴシック"/>
                 <w:color w:val="000000"/>
                 <w:lang w:eastAsia="ja-JP"/>
               </w:rPr>
@@ -658,12 +650,6 @@
         </w:tc>
       </w:tr>
       <w:tr>
-        <w:tblPrEx>
-          <w:tblCellMar>
-            <w:top w:w="0" w:type="dxa"/>
-            <w:bottom w:w="0" w:type="dxa"/>
-          </w:tblCellMar>
-        </w:tblPrEx>
         <w:trPr>
           <w:trHeight w:val="258"/>
         </w:trPr>
@@ -677,7 +663,7 @@
             <w:pPr>
               <w:jc w:val="center"/>
               <w:rPr>
-                <w:rFonts w:ascii="ＭＳ ゴシック" w:eastAsia="ＭＳ ゴシック" w:hAnsi="ＭＳ ゴシック" w:hint="eastAsia"/>
+                <w:rFonts w:ascii="ＭＳ ゴシック" w:eastAsia="ＭＳ ゴシック" w:hAnsi="ＭＳ ゴシック"/>
                 <w:color w:val="FF0000"/>
                 <w:sz w:val="20"/>
                 <w:lang w:eastAsia="zh-TW"/>
@@ -697,44 +683,102 @@
         </w:tc>
       </w:tr>
       <w:tr>
-        <w:tblPrEx>
-          <w:tblCellMar>
-            <w:top w:w="0" w:type="dxa"/>
-            <w:bottom w:w="0" w:type="dxa"/>
-          </w:tblCellMar>
-        </w:tblPrEx>
         <w:trPr>
-          <w:trHeight w:val="1331"/>
+          <w:trHeight w:val="1415"/>
         </w:trPr>
         <w:tc>
           <w:tcPr>
-            <w:tcW w:w="5040" w:type="dxa"/>
-            <w:gridSpan w:val="2"/>
-            <w:tcBorders>
-              <w:bottom w:val="single" w:sz="4" w:space="0" w:color="auto"/>
-            </w:tcBorders>
-          </w:tcPr>
-          <w:p>
-            <w:pPr>
-              <w:jc w:val="center"/>
-              <w:rPr>
-                <w:rFonts w:ascii="ＭＳ ゴシック" w:eastAsia="ＭＳ ゴシック" w:hAnsi="ＭＳ ゴシック" w:hint="eastAsia"/>
-                <w:color w:val="FF0000"/>
-                <w:lang w:eastAsia="ja-JP"/>
-              </w:rPr>
-            </w:pPr>
+            <w:tcW w:w="2520" w:type="dxa"/>
+            <w:vAlign w:val="center"/>
+          </w:tcPr>
+          <w:p>
+            <w:pPr>
+              <w:jc w:val="center"/>
+              <w:rPr>
+                <w:rFonts w:ascii="ＭＳ ゴシック" w:eastAsia="ＭＳ ゴシック" w:hAnsi="ＭＳ ゴシック"/>
+                <w:color w:val="000000"/>
+                <w:lang w:eastAsia="zh-TW"/>
+              </w:rPr>
+            </w:pPr>
+            <w:r>
+              <w:rPr>
+                <w:rFonts w:ascii="ＭＳ ゴシック" w:eastAsia="ＭＳ ゴシック" w:hAnsi="ＭＳ ゴシック"/>
+                <w:color w:val="00B050"/>
+                <w:sz w:val="20"/>
+                <w:szCs w:val="20"/>
+                <w:lang w:eastAsia="ja-JP"/>
+              </w:rPr>
+              <w:t>{{</w:t>
+            </w:r>
             <w:r>
               <w:rPr>
                 <w:rFonts w:ascii="ＭＳ ゴシック" w:eastAsia="ＭＳ ゴシック" w:hAnsi="ＭＳ ゴシック" w:hint="eastAsia"/>
                 <w:color w:val="00B050"/>
-                <w:lang w:eastAsia="ja-JP"/>
-              </w:rPr>
-              <w:t>{{特定細胞加工物製造事業者の名称}}</w:t>
+                <w:sz w:val="20"/>
+                <w:szCs w:val="20"/>
+                <w:lang w:eastAsia="ja-JP"/>
+              </w:rPr>
+              <w:t>製造責任者（通常、院長や再生医療をご担当される責任者）</w:t>
             </w:r>
+            <w:r>
+              <w:rPr>
+                <w:rFonts w:ascii="ＭＳ ゴシック" w:eastAsia="ＭＳ ゴシック" w:hAnsi="ＭＳ ゴシック"/>
+                <w:color w:val="00B050"/>
+                <w:sz w:val="20"/>
+                <w:szCs w:val="20"/>
+                <w:lang w:eastAsia="ja-JP"/>
+              </w:rPr>
+              <w:t>}}</w:t>
+            </w:r>
+          </w:p>
+        </w:tc>
+        <w:tc>
+          <w:tcPr>
+            <w:tcW w:w="2520" w:type="dxa"/>
+            <w:vAlign w:val="center"/>
+          </w:tcPr>
+          <w:p>
+            <w:pPr>
+              <w:jc w:val="center"/>
+              <w:rPr>
+                <w:rFonts w:ascii="ＭＳ ゴシック" w:eastAsia="ＭＳ ゴシック" w:hAnsi="ＭＳ ゴシック"/>
+                <w:color w:val="000000"/>
+                <w:lang w:eastAsia="ja-JP"/>
+              </w:rPr>
+            </w:pPr>
+            <w:r>
+              <w:rPr>
+                <w:rFonts w:ascii="ＭＳ ゴシック" w:eastAsia="ＭＳ ゴシック" w:hAnsi="ＭＳ ゴシック"/>
+                <w:color w:val="00B050"/>
+                <w:sz w:val="20"/>
+                <w:szCs w:val="20"/>
+                <w:lang w:eastAsia="ja-JP"/>
+              </w:rPr>
+              <w:t>{{</w:t>
+            </w:r>
+            <w:r>
+              <w:rPr>
+                <w:rFonts w:ascii="ＭＳ ゴシック" w:eastAsia="ＭＳ ゴシック" w:hAnsi="ＭＳ ゴシック" w:hint="eastAsia"/>
+                <w:color w:val="00B050"/>
+                <w:sz w:val="20"/>
+                <w:szCs w:val="20"/>
+                <w:lang w:eastAsia="ja-JP"/>
+              </w:rPr>
+              <w:t>管理者（院長/病院長）</w:t>
+            </w:r>
+            <w:r>
+              <w:rPr>
+                <w:rFonts w:ascii="ＭＳ ゴシック" w:eastAsia="ＭＳ ゴシック" w:hAnsi="ＭＳ ゴシック"/>
+                <w:color w:val="00B050"/>
+                <w:sz w:val="20"/>
+                <w:szCs w:val="20"/>
+                <w:lang w:eastAsia="ja-JP"/>
+              </w:rPr>
+              <w:t>}}</w:t>
+            </w:r>
           </w:p>
         </w:tc>
       </w:tr>
-      <w:bookmarkEnd w:id="1"/>
     </w:tbl>
     <w:p>
       <w:pPr>
@@ -745,6 +789,9 @@
           <w:lang w:eastAsia="ja-JP"/>
         </w:rPr>
       </w:pPr>
+      <w:bookmarkStart w:id="1" w:name="_GoBack"/>
+      <w:bookmarkEnd w:id="0"/>
+      <w:bookmarkEnd w:id="1"/>
     </w:p>
     <w:p>
       <w:pPr>
@@ -768,7 +815,7 @@
       <w:pPr>
         <w:jc w:val="center"/>
         <w:rPr>
-          <w:rFonts w:ascii="ＭＳ ゴシック" w:eastAsia="ＭＳ ゴシック" w:hAnsi="ＭＳ ゴシック" w:hint="eastAsia"/>
+          <w:rFonts w:ascii="ＭＳ ゴシック" w:eastAsia="ＭＳ ゴシック" w:hAnsi="ＭＳ ゴシック"/>
           <w:b/>
           <w:bCs/>
           <w:color w:val="000000"/>
@@ -1054,7 +1101,7 @@
             <w:pPr>
               <w:jc w:val="center"/>
               <w:rPr>
-                <w:rFonts w:ascii="ＭＳ ゴシック" w:eastAsia="ＭＳ ゴシック" w:hAnsi="ＭＳ ゴシック" w:hint="eastAsia"/>
+                <w:rFonts w:ascii="ＭＳ ゴシック" w:eastAsia="ＭＳ ゴシック" w:hAnsi="ＭＳ ゴシック"/>
                 <w:color w:val="FF0000"/>
                 <w:lang w:eastAsia="ja-JP"/>
               </w:rPr>
@@ -3547,10 +3594,10 @@
           <w:lang w:eastAsia="ja-JP"/>
         </w:rPr>
         <w:sectPr>
-          <w:footerReference w:type="default" r:id="rId13"/>
-          <w:headerReference w:type="default" r:id="rId20"/>
-          <w:headerReference w:type="first" r:id="rId21"/>
-          <w:footerReference w:type="first" r:id="rId22"/>
+          <w:headerReference w:type="default" r:id="rId13"/>
+          <w:footerReference w:type="default" r:id="rId14"/>
+          <w:headerReference w:type="first" r:id="rId15"/>
+          <w:footerReference w:type="first" r:id="rId16"/>
           <w:pgSz w:w="11906" w:h="16838"/>
           <w:pgMar w:top="1985" w:right="991" w:bottom="1701" w:left="1701" w:header="708" w:footer="708" w:gutter="0"/>
           <w:cols w:space="720"/>
@@ -3771,7 +3818,7 @@
         <w:snapToGrid/>
         <w:ind w:leftChars="236" w:left="566" w:firstLineChars="70" w:firstLine="147"/>
         <w:rPr>
-          <w:rFonts w:ascii="ＭＳ ゴシック" w:eastAsia="ＭＳ ゴシック" w:hAnsi="ＭＳ ゴシック" w:hint="eastAsia"/>
+          <w:rFonts w:ascii="ＭＳ ゴシック" w:eastAsia="ＭＳ ゴシック" w:hAnsi="ＭＳ ゴシック"/>
         </w:rPr>
       </w:pPr>
       <w:r>
@@ -4028,7 +4075,7 @@
         <w:pStyle w:val="a5"/>
         <w:snapToGrid/>
         <w:rPr>
-          <w:rFonts w:ascii="ＭＳ ゴシック" w:eastAsia="ＭＳ ゴシック" w:hAnsi="ＭＳ ゴシック" w:hint="eastAsia"/>
+          <w:rFonts w:ascii="ＭＳ ゴシック" w:eastAsia="ＭＳ ゴシック" w:hAnsi="ＭＳ ゴシック"/>
           <w:b/>
           <w:color w:val="000000"/>
           <w:sz w:val="21"/>
@@ -4071,7 +4118,7 @@
         <w:pStyle w:val="a5"/>
         <w:snapToGrid/>
         <w:rPr>
-          <w:rFonts w:ascii="ＭＳ ゴシック" w:eastAsia="ＭＳ ゴシック" w:hAnsi="ＭＳ ゴシック" w:hint="eastAsia"/>
+          <w:rFonts w:ascii="ＭＳ ゴシック" w:eastAsia="ＭＳ ゴシック" w:hAnsi="ＭＳ ゴシック"/>
           <w:color w:val="000000"/>
           <w:sz w:val="21"/>
           <w:szCs w:val="21"/>
@@ -4093,14 +4140,14 @@
         <w:snapToGrid/>
         <w:ind w:leftChars="0" w:left="0"/>
         <w:rPr>
-          <w:rFonts w:ascii="ＭＳ ゴシック" w:eastAsia="ＭＳ ゴシック" w:hAnsi="ＭＳ ゴシック" w:hint="eastAsia"/>
+          <w:rFonts w:ascii="ＭＳ ゴシック" w:eastAsia="ＭＳ ゴシック" w:hAnsi="ＭＳ ゴシック"/>
         </w:rPr>
       </w:pPr>
     </w:p>
     <w:p>
       <w:pPr>
         <w:rPr>
-          <w:rFonts w:ascii="ＭＳ ゴシック" w:eastAsia="ＭＳ ゴシック" w:hAnsi="ＭＳ ゴシック" w:hint="eastAsia"/>
+          <w:rFonts w:ascii="ＭＳ ゴシック" w:eastAsia="ＭＳ ゴシック" w:hAnsi="ＭＳ ゴシック"/>
           <w:b/>
           <w:sz w:val="21"/>
           <w:szCs w:val="21"/>
@@ -4142,7 +4189,7 @@
       <w:pPr>
         <w:ind w:leftChars="236" w:left="566" w:firstLineChars="72" w:firstLine="151"/>
         <w:rPr>
-          <w:rFonts w:ascii="ＭＳ ゴシック" w:eastAsia="ＭＳ ゴシック" w:hAnsi="ＭＳ ゴシック" w:hint="eastAsia"/>
+          <w:rFonts w:ascii="ＭＳ ゴシック" w:eastAsia="ＭＳ ゴシック" w:hAnsi="ＭＳ ゴシック"/>
           <w:sz w:val="21"/>
           <w:szCs w:val="21"/>
           <w:lang w:eastAsia="ja-JP"/>
@@ -4225,7 +4272,7 @@
       <w:pPr>
         <w:ind w:firstLineChars="300" w:firstLine="630"/>
         <w:rPr>
-          <w:rFonts w:ascii="ＭＳ ゴシック" w:eastAsia="ＭＳ ゴシック" w:hAnsi="ＭＳ ゴシック" w:hint="eastAsia"/>
+          <w:rFonts w:ascii="ＭＳ ゴシック" w:eastAsia="ＭＳ ゴシック" w:hAnsi="ＭＳ ゴシック"/>
           <w:sz w:val="21"/>
           <w:szCs w:val="21"/>
           <w:lang w:eastAsia="ja-JP"/>
@@ -4245,7 +4292,7 @@
       <w:pPr>
         <w:ind w:firstLineChars="300" w:firstLine="630"/>
         <w:rPr>
-          <w:rFonts w:ascii="ＭＳ ゴシック" w:eastAsia="ＭＳ ゴシック" w:hAnsi="ＭＳ ゴシック" w:hint="eastAsia"/>
+          <w:rFonts w:ascii="ＭＳ ゴシック" w:eastAsia="ＭＳ ゴシック" w:hAnsi="ＭＳ ゴシック"/>
           <w:sz w:val="21"/>
           <w:szCs w:val="21"/>
           <w:lang w:eastAsia="ja-JP"/>
@@ -4266,7 +4313,7 @@
         <w:ind w:leftChars="262" w:left="990" w:hangingChars="172" w:hanging="361"/>
         <w:jc w:val="both"/>
         <w:rPr>
-          <w:rFonts w:ascii="ＭＳ ゴシック" w:eastAsia="ＭＳ ゴシック" w:hAnsi="ＭＳ ゴシック" w:hint="eastAsia"/>
+          <w:rFonts w:ascii="ＭＳ ゴシック" w:eastAsia="ＭＳ ゴシック" w:hAnsi="ＭＳ ゴシック"/>
           <w:sz w:val="21"/>
           <w:szCs w:val="21"/>
           <w:lang w:eastAsia="ja-JP"/>
@@ -4295,7 +4342,7 @@
     <w:p>
       <w:pPr>
         <w:rPr>
-          <w:rFonts w:ascii="ＭＳ ゴシック" w:eastAsia="ＭＳ ゴシック" w:hAnsi="ＭＳ ゴシック" w:hint="eastAsia"/>
+          <w:rFonts w:ascii="ＭＳ ゴシック" w:eastAsia="ＭＳ ゴシック" w:hAnsi="ＭＳ ゴシック"/>
           <w:b/>
           <w:sz w:val="21"/>
           <w:szCs w:val="21"/>
@@ -4330,7 +4377,7 @@
           <w:numId w:val="16"/>
         </w:numPr>
         <w:rPr>
-          <w:rFonts w:ascii="ＭＳ ゴシック" w:eastAsia="ＭＳ ゴシック" w:hAnsi="ＭＳ ゴシック" w:hint="eastAsia"/>
+          <w:rFonts w:ascii="ＭＳ ゴシック" w:eastAsia="ＭＳ ゴシック" w:hAnsi="ＭＳ ゴシック"/>
           <w:sz w:val="21"/>
           <w:szCs w:val="21"/>
           <w:lang w:eastAsia="ja-JP"/>
@@ -4479,7 +4526,7 @@
           <w:numId w:val="16"/>
         </w:numPr>
         <w:rPr>
-          <w:rFonts w:ascii="ＭＳ ゴシック" w:eastAsia="ＭＳ ゴシック" w:hAnsi="ＭＳ ゴシック" w:hint="eastAsia"/>
+          <w:rFonts w:ascii="ＭＳ ゴシック" w:eastAsia="ＭＳ ゴシック" w:hAnsi="ＭＳ ゴシック"/>
           <w:sz w:val="21"/>
           <w:szCs w:val="21"/>
           <w:lang w:eastAsia="ja-JP"/>
@@ -4566,7 +4613,7 @@
         </w:numPr>
         <w:jc w:val="both"/>
         <w:rPr>
-          <w:rFonts w:ascii="ＭＳ ゴシック" w:eastAsia="ＭＳ ゴシック" w:hAnsi="ＭＳ ゴシック" w:hint="eastAsia"/>
+          <w:rFonts w:ascii="ＭＳ ゴシック" w:eastAsia="ＭＳ ゴシック" w:hAnsi="ＭＳ ゴシック"/>
           <w:sz w:val="21"/>
           <w:szCs w:val="21"/>
           <w:lang w:eastAsia="ja-JP"/>
@@ -4699,7 +4746,7 @@
         </w:numPr>
         <w:jc w:val="both"/>
         <w:rPr>
-          <w:rFonts w:ascii="ＭＳ ゴシック" w:eastAsia="ＭＳ ゴシック" w:hAnsi="ＭＳ ゴシック" w:hint="eastAsia"/>
+          <w:rFonts w:ascii="ＭＳ ゴシック" w:eastAsia="ＭＳ ゴシック" w:hAnsi="ＭＳ ゴシック"/>
           <w:sz w:val="21"/>
           <w:szCs w:val="21"/>
           <w:lang w:eastAsia="ja-JP"/>
@@ -4813,7 +4860,7 @@
         </w:numPr>
         <w:jc w:val="both"/>
         <w:rPr>
-          <w:rFonts w:ascii="ＭＳ ゴシック" w:eastAsia="ＭＳ ゴシック" w:hAnsi="ＭＳ ゴシック" w:hint="eastAsia"/>
+          <w:rFonts w:ascii="ＭＳ ゴシック" w:eastAsia="ＭＳ ゴシック" w:hAnsi="ＭＳ ゴシック"/>
           <w:sz w:val="21"/>
           <w:szCs w:val="21"/>
           <w:lang w:eastAsia="ja-JP"/>
@@ -4891,7 +4938,7 @@
         </w:numPr>
         <w:jc w:val="both"/>
         <w:rPr>
-          <w:rFonts w:ascii="ＭＳ ゴシック" w:eastAsia="ＭＳ ゴシック" w:hAnsi="ＭＳ ゴシック" w:hint="eastAsia"/>
+          <w:rFonts w:ascii="ＭＳ ゴシック" w:eastAsia="ＭＳ ゴシック" w:hAnsi="ＭＳ ゴシック"/>
           <w:sz w:val="21"/>
           <w:szCs w:val="21"/>
           <w:lang w:eastAsia="ja-JP"/>
@@ -5086,7 +5133,7 @@
         </w:numPr>
         <w:jc w:val="both"/>
         <w:rPr>
-          <w:rFonts w:ascii="ＭＳ ゴシック" w:eastAsia="ＭＳ ゴシック" w:hAnsi="ＭＳ ゴシック" w:hint="eastAsia"/>
+          <w:rFonts w:ascii="ＭＳ ゴシック" w:eastAsia="ＭＳ ゴシック" w:hAnsi="ＭＳ ゴシック"/>
           <w:sz w:val="21"/>
           <w:szCs w:val="21"/>
           <w:lang w:eastAsia="ja-JP"/>
@@ -5218,7 +5265,7 @@
         </w:numPr>
         <w:jc w:val="both"/>
         <w:rPr>
-          <w:rFonts w:ascii="ＭＳ ゴシック" w:eastAsia="ＭＳ ゴシック" w:hAnsi="ＭＳ ゴシック" w:hint="eastAsia"/>
+          <w:rFonts w:ascii="ＭＳ ゴシック" w:eastAsia="ＭＳ ゴシック" w:hAnsi="ＭＳ ゴシック"/>
           <w:sz w:val="21"/>
           <w:szCs w:val="21"/>
           <w:lang w:eastAsia="ja-JP"/>
@@ -5328,7 +5375,7 @@
       <w:pPr>
         <w:ind w:leftChars="100" w:left="240"/>
         <w:rPr>
-          <w:rFonts w:ascii="ＭＳ ゴシック" w:eastAsia="ＭＳ ゴシック" w:hAnsi="ＭＳ ゴシック" w:hint="eastAsia"/>
+          <w:rFonts w:ascii="ＭＳ ゴシック" w:eastAsia="ＭＳ ゴシック" w:hAnsi="ＭＳ ゴシック"/>
           <w:sz w:val="21"/>
           <w:szCs w:val="21"/>
           <w:lang w:eastAsia="ja-JP"/>
@@ -5338,7 +5385,7 @@
     <w:p>
       <w:pPr>
         <w:rPr>
-          <w:rFonts w:ascii="ＭＳ ゴシック" w:eastAsia="ＭＳ ゴシック" w:hAnsi="ＭＳ ゴシック" w:hint="eastAsia"/>
+          <w:rFonts w:ascii="ＭＳ ゴシック" w:eastAsia="ＭＳ ゴシック" w:hAnsi="ＭＳ ゴシック"/>
           <w:b/>
           <w:sz w:val="21"/>
           <w:szCs w:val="21"/>
@@ -5390,7 +5437,7 @@
       <w:pPr>
         <w:ind w:firstLineChars="200" w:firstLine="420"/>
         <w:rPr>
-          <w:rFonts w:ascii="ＭＳ ゴシック" w:eastAsia="ＭＳ ゴシック" w:hAnsi="ＭＳ ゴシック" w:hint="eastAsia"/>
+          <w:rFonts w:ascii="ＭＳ ゴシック" w:eastAsia="ＭＳ ゴシック" w:hAnsi="ＭＳ ゴシック"/>
           <w:sz w:val="21"/>
           <w:szCs w:val="21"/>
           <w:lang w:eastAsia="ja-JP"/>
@@ -5437,7 +5484,7 @@
       <w:pPr>
         <w:ind w:firstLineChars="200" w:firstLine="420"/>
         <w:rPr>
-          <w:rFonts w:ascii="ＭＳ ゴシック" w:eastAsia="ＭＳ ゴシック" w:hAnsi="ＭＳ ゴシック" w:hint="eastAsia"/>
+          <w:rFonts w:ascii="ＭＳ ゴシック" w:eastAsia="ＭＳ ゴシック" w:hAnsi="ＭＳ ゴシック"/>
           <w:sz w:val="21"/>
           <w:szCs w:val="21"/>
           <w:lang w:eastAsia="ja-JP"/>
@@ -5484,7 +5531,7 @@
     <w:p>
       <w:pPr>
         <w:rPr>
-          <w:rFonts w:ascii="ＭＳ ゴシック" w:eastAsia="ＭＳ ゴシック" w:hAnsi="ＭＳ ゴシック" w:hint="eastAsia"/>
+          <w:rFonts w:ascii="ＭＳ ゴシック" w:eastAsia="ＭＳ ゴシック" w:hAnsi="ＭＳ ゴシック"/>
           <w:b/>
           <w:sz w:val="21"/>
           <w:szCs w:val="21"/>
@@ -5516,7 +5563,7 @@
       <w:pPr>
         <w:ind w:leftChars="274" w:left="658"/>
         <w:rPr>
-          <w:rFonts w:ascii="ＭＳ ゴシック" w:eastAsia="ＭＳ ゴシック" w:hAnsi="ＭＳ ゴシック" w:hint="eastAsia"/>
+          <w:rFonts w:ascii="ＭＳ ゴシック" w:eastAsia="ＭＳ ゴシック" w:hAnsi="ＭＳ ゴシック"/>
           <w:b/>
           <w:sz w:val="21"/>
           <w:szCs w:val="21"/>
@@ -6513,7 +6560,7 @@
     <w:p>
       <w:pPr>
         <w:rPr>
-          <w:rFonts w:ascii="ＭＳ ゴシック" w:eastAsia="ＭＳ ゴシック" w:hAnsi="ＭＳ ゴシック" w:hint="eastAsia"/>
+          <w:rFonts w:ascii="ＭＳ ゴシック" w:eastAsia="ＭＳ ゴシック" w:hAnsi="ＭＳ ゴシック"/>
           <w:sz w:val="21"/>
           <w:szCs w:val="21"/>
           <w:u w:val="single"/>
@@ -6524,7 +6571,7 @@
     <w:p>
       <w:pPr>
         <w:rPr>
-          <w:rFonts w:ascii="ＭＳ ゴシック" w:eastAsia="ＭＳ ゴシック" w:hAnsi="ＭＳ ゴシック" w:hint="eastAsia"/>
+          <w:rFonts w:ascii="ＭＳ ゴシック" w:eastAsia="ＭＳ ゴシック" w:hAnsi="ＭＳ ゴシック"/>
           <w:sz w:val="21"/>
           <w:szCs w:val="21"/>
           <w:u w:val="single"/>
@@ -6533,10 +6580,10 @@
       </w:pPr>
     </w:p>
     <w:sectPr>
-      <w:headerReference w:type="even" r:id="rId14"/>
-      <w:headerReference w:type="default" r:id="rId15"/>
-      <w:footerReference w:type="even" r:id="rId16"/>
-      <w:footerReference w:type="default" r:id="rId17"/>
+      <w:headerReference w:type="even" r:id="rId17"/>
+      <w:headerReference w:type="default" r:id="rId18"/>
+      <w:footerReference w:type="even" r:id="rId19"/>
+      <w:footerReference w:type="default" r:id="rId20"/>
       <w:pgSz w:w="11906" w:h="16838"/>
       <w:pgMar w:top="1985" w:right="992" w:bottom="1701" w:left="1701" w:header="709" w:footer="709" w:gutter="0"/>
       <w:cols w:space="708"/>
@@ -6572,7 +6619,6 @@
       <w:pStyle w:val="a8"/>
       <w:jc w:val="center"/>
       <w:rPr>
-        <w:rFonts w:hint="eastAsia"/>
         <w:color w:val="000000"/>
         <w:lang w:eastAsia="ja-JP"/>
       </w:rPr>
@@ -6590,6 +6636,12 @@
 </file>
 
 <file path=word/footer2.xml><?xml version="1.0" encoding="utf-8"?>
+<w:ftr xmlns:wpc="http://schemas.microsoft.com/office/word/2010/wordprocessingCanvas" xmlns:mc="http://schemas.openxmlformats.org/markup-compatibility/2006" xmlns:o="urn:schemas-microsoft-com:office:office" xmlns:r="http://schemas.openxmlformats.org/officeDocument/2006/relationships" xmlns:m="http://schemas.openxmlformats.org/officeDocument/2006/math" xmlns:v="urn:schemas-microsoft-com:vml" xmlns:wp14="http://schemas.microsoft.com/office/word/2010/wordprocessingDrawing" xmlns:wp="http://schemas.openxmlformats.org/drawingml/2006/wordprocessingDrawing" xmlns:w10="urn:schemas-microsoft-com:office:word" xmlns:w="http://schemas.openxmlformats.org/wordprocessingml/2006/main" xmlns:w14="http://schemas.microsoft.com/office/word/2010/wordml" xmlns:wpg="http://schemas.microsoft.com/office/word/2010/wordprocessingGroup" xmlns:wpi="http://schemas.microsoft.com/office/word/2010/wordprocessingInk" xmlns:wne="http://schemas.microsoft.com/office/word/2006/wordml" xmlns:wps="http://schemas.microsoft.com/office/word/2010/wordprocessingShape" mc:Ignorable="w14 wp14">
+  <w:p/>
+</w:ftr>
+</file>
+
+<file path=word/footer3.xml><?xml version="1.0" encoding="utf-8"?>
 <w:ftr xmlns:wpc="http://schemas.microsoft.com/office/word/2010/wordprocessingCanvas" xmlns:mc="http://schemas.openxmlformats.org/markup-compatibility/2006" xmlns:o="urn:schemas-microsoft-com:office:office" xmlns:r="http://schemas.openxmlformats.org/officeDocument/2006/relationships" xmlns:m="http://schemas.openxmlformats.org/officeDocument/2006/math" xmlns:v="urn:schemas-microsoft-com:vml" xmlns:wp14="http://schemas.microsoft.com/office/word/2010/wordprocessingDrawing" xmlns:wp="http://schemas.openxmlformats.org/drawingml/2006/wordprocessingDrawing" xmlns:w10="urn:schemas-microsoft-com:office:word" xmlns:w="http://schemas.openxmlformats.org/wordprocessingml/2006/main" xmlns:w14="http://schemas.microsoft.com/office/word/2010/wordml" xmlns:wpg="http://schemas.microsoft.com/office/word/2010/wordprocessingGroup" xmlns:wpi="http://schemas.microsoft.com/office/word/2010/wordprocessingInk" xmlns:wne="http://schemas.microsoft.com/office/word/2006/wordml" xmlns:wps="http://schemas.microsoft.com/office/word/2010/wordprocessingShape" mc:Ignorable="w14 wp14">
   <w:p>
     <w:pPr>
@@ -6628,7 +6680,7 @@
 </w:ftr>
 </file>
 
-<file path=word/footer3.xml><?xml version="1.0" encoding="utf-8"?>
+<file path=word/footer4.xml><?xml version="1.0" encoding="utf-8"?>
 <w:ftr xmlns:wpc="http://schemas.microsoft.com/office/word/2010/wordprocessingCanvas" xmlns:mc="http://schemas.openxmlformats.org/markup-compatibility/2006" xmlns:o="urn:schemas-microsoft-com:office:office" xmlns:r="http://schemas.openxmlformats.org/officeDocument/2006/relationships" xmlns:m="http://schemas.openxmlformats.org/officeDocument/2006/math" xmlns:v="urn:schemas-microsoft-com:vml" xmlns:wp14="http://schemas.microsoft.com/office/word/2010/wordprocessingDrawing" xmlns:wp="http://schemas.openxmlformats.org/drawingml/2006/wordprocessingDrawing" xmlns:w10="urn:schemas-microsoft-com:office:word" xmlns:w="http://schemas.openxmlformats.org/wordprocessingml/2006/main" xmlns:w14="http://schemas.microsoft.com/office/word/2010/wordml" xmlns:wpg="http://schemas.microsoft.com/office/word/2010/wordprocessingGroup" xmlns:wpi="http://schemas.microsoft.com/office/word/2010/wordprocessingInk" xmlns:wne="http://schemas.microsoft.com/office/word/2006/wordml" xmlns:wps="http://schemas.microsoft.com/office/word/2010/wordprocessingShape" mc:Ignorable="w14 wp14">
   <w:p>
     <w:pPr>
@@ -6727,16 +6779,6 @@
 </w:ftr>
 </file>
 
-<file path=word/footer4.xml><?xml version="1.0" encoding="utf-8"?>
-<w:ftr xmlns:m="http://schemas.openxmlformats.org/officeDocument/2006/math" xmlns:mc="http://schemas.openxmlformats.org/markup-compatibility/2006" xmlns:mo="http://schemas.microsoft.com/office/mac/office/2008/main" xmlns:mv="urn:schemas-microsoft-com:mac:vml" xmlns:o="urn:schemas-microsoft-com:office:office" xmlns:r="http://schemas.openxmlformats.org/officeDocument/2006/relationships" xmlns:v="urn:schemas-microsoft-com:vml" xmlns:w10="urn:schemas-microsoft-com:office:word" xmlns:w14="http://schemas.microsoft.com/office/word/2010/wordml" xmlns:w="http://schemas.openxmlformats.org/wordprocessingml/2006/main" xmlns:wne="http://schemas.microsoft.com/office/word/2006/wordml" xmlns:wp14="http://schemas.microsoft.com/office/word/2010/wordprocessingDrawing" xmlns:wp="http://schemas.openxmlformats.org/drawingml/2006/wordprocessingDrawing" xmlns:wpc="http://schemas.microsoft.com/office/word/2010/wordprocessingCanvas" xmlns:wpg="http://schemas.microsoft.com/office/word/2010/wordprocessingGroup" xmlns:wpi="http://schemas.microsoft.com/office/word/2010/wordprocessingInk" xmlns:wps="http://schemas.microsoft.com/office/word/2010/wordprocessingShape" mc:Ignorable="w14 wp14">
-  <w:p>
-    <w:pPr>
-      <w:pStyle w:val="Footer"/>
-    </w:pPr>
-  </w:p>
-</w:ftr>
-</file>
-
 <file path=word/footnotes.xml><?xml version="1.0" encoding="utf-8"?>
 <w:footnotes xmlns:wpc="http://schemas.microsoft.com/office/word/2010/wordprocessingCanvas" xmlns:mc="http://schemas.openxmlformats.org/markup-compatibility/2006" xmlns:o="urn:schemas-microsoft-com:office:office" xmlns:r="http://schemas.openxmlformats.org/officeDocument/2006/relationships" xmlns:m="http://schemas.openxmlformats.org/officeDocument/2006/math" xmlns:v="urn:schemas-microsoft-com:vml" xmlns:wp14="http://schemas.microsoft.com/office/word/2010/wordprocessingDrawing" xmlns:wp="http://schemas.openxmlformats.org/drawingml/2006/wordprocessingDrawing" xmlns:w10="urn:schemas-microsoft-com:office:word" xmlns:w="http://schemas.openxmlformats.org/wordprocessingml/2006/main" xmlns:w14="http://schemas.microsoft.com/office/word/2010/wordml" xmlns:wpg="http://schemas.microsoft.com/office/word/2010/wordprocessingGroup" xmlns:wpi="http://schemas.microsoft.com/office/word/2010/wordprocessingInk" xmlns:wne="http://schemas.microsoft.com/office/word/2006/wordml" xmlns:wps="http://schemas.microsoft.com/office/word/2010/wordprocessingShape" mc:Ignorable="w14 wp14">
   <w:footnote w:type="separator" w:id="-1">
@@ -6757,6 +6799,18 @@
 </file>
 
 <file path=word/header1.xml><?xml version="1.0" encoding="utf-8"?>
+<w:hdr xmlns:wpc="http://schemas.microsoft.com/office/word/2010/wordprocessingCanvas" xmlns:mc="http://schemas.openxmlformats.org/markup-compatibility/2006" xmlns:o="urn:schemas-microsoft-com:office:office" xmlns:r="http://schemas.openxmlformats.org/officeDocument/2006/relationships" xmlns:m="http://schemas.openxmlformats.org/officeDocument/2006/math" xmlns:v="urn:schemas-microsoft-com:vml" xmlns:wp14="http://schemas.microsoft.com/office/word/2010/wordprocessingDrawing" xmlns:wp="http://schemas.openxmlformats.org/drawingml/2006/wordprocessingDrawing" xmlns:w10="urn:schemas-microsoft-com:office:word" xmlns:w="http://schemas.openxmlformats.org/wordprocessingml/2006/main" xmlns:w14="http://schemas.microsoft.com/office/word/2010/wordml" xmlns:wpg="http://schemas.microsoft.com/office/word/2010/wordprocessingGroup" xmlns:wpi="http://schemas.microsoft.com/office/word/2010/wordprocessingInk" xmlns:wne="http://schemas.microsoft.com/office/word/2006/wordml" xmlns:wps="http://schemas.microsoft.com/office/word/2010/wordprocessingShape" mc:Ignorable="w14 wp14">
+  <w:p/>
+</w:hdr>
+</file>
+
+<file path=word/header2.xml><?xml version="1.0" encoding="utf-8"?>
+<w:hdr xmlns:wpc="http://schemas.microsoft.com/office/word/2010/wordprocessingCanvas" xmlns:mc="http://schemas.openxmlformats.org/markup-compatibility/2006" xmlns:o="urn:schemas-microsoft-com:office:office" xmlns:r="http://schemas.openxmlformats.org/officeDocument/2006/relationships" xmlns:m="http://schemas.openxmlformats.org/officeDocument/2006/math" xmlns:v="urn:schemas-microsoft-com:vml" xmlns:wp14="http://schemas.microsoft.com/office/word/2010/wordprocessingDrawing" xmlns:wp="http://schemas.openxmlformats.org/drawingml/2006/wordprocessingDrawing" xmlns:w10="urn:schemas-microsoft-com:office:word" xmlns:w="http://schemas.openxmlformats.org/wordprocessingml/2006/main" xmlns:w14="http://schemas.microsoft.com/office/word/2010/wordml" xmlns:wpg="http://schemas.microsoft.com/office/word/2010/wordprocessingGroup" xmlns:wpi="http://schemas.microsoft.com/office/word/2010/wordprocessingInk" xmlns:wne="http://schemas.microsoft.com/office/word/2006/wordml" xmlns:wps="http://schemas.microsoft.com/office/word/2010/wordprocessingShape" mc:Ignorable="w14 wp14">
+  <w:p/>
+</w:hdr>
+</file>
+
+<file path=word/header3.xml><?xml version="1.0" encoding="utf-8"?>
 <w:hdr xmlns:wpc="http://schemas.microsoft.com/office/word/2010/wordprocessingCanvas" xmlns:mc="http://schemas.openxmlformats.org/markup-compatibility/2006" xmlns:o="urn:schemas-microsoft-com:office:office" xmlns:r="http://schemas.openxmlformats.org/officeDocument/2006/relationships" xmlns:m="http://schemas.openxmlformats.org/officeDocument/2006/math" xmlns:v="urn:schemas-microsoft-com:vml" xmlns:wp14="http://schemas.microsoft.com/office/word/2010/wordprocessingDrawing" xmlns:wp="http://schemas.openxmlformats.org/drawingml/2006/wordprocessingDrawing" xmlns:w10="urn:schemas-microsoft-com:office:word" xmlns:w="http://schemas.openxmlformats.org/wordprocessingml/2006/main" xmlns:w14="http://schemas.microsoft.com/office/word/2010/wordml" xmlns:wpg="http://schemas.microsoft.com/office/word/2010/wordprocessingGroup" xmlns:wpi="http://schemas.microsoft.com/office/word/2010/wordprocessingInk" xmlns:wne="http://schemas.microsoft.com/office/word/2006/wordml" xmlns:wps="http://schemas.microsoft.com/office/word/2010/wordprocessingShape" mc:Ignorable="w14 wp14">
   <w:p>
     <w:pPr>
@@ -6796,7 +6850,7 @@
 </w:hdr>
 </file>
 
-<file path=word/header2.xml><?xml version="1.0" encoding="utf-8"?>
+<file path=word/header4.xml><?xml version="1.0" encoding="utf-8"?>
 <w:hdr xmlns:wpc="http://schemas.microsoft.com/office/word/2010/wordprocessingCanvas" xmlns:mc="http://schemas.openxmlformats.org/markup-compatibility/2006" xmlns:o="urn:schemas-microsoft-com:office:office" xmlns:r="http://schemas.openxmlformats.org/officeDocument/2006/relationships" xmlns:m="http://schemas.openxmlformats.org/officeDocument/2006/math" xmlns:v="urn:schemas-microsoft-com:vml" xmlns:wp14="http://schemas.microsoft.com/office/word/2010/wordprocessingDrawing" xmlns:wp="http://schemas.openxmlformats.org/drawingml/2006/wordprocessingDrawing" xmlns:w10="urn:schemas-microsoft-com:office:word" xmlns:w="http://schemas.openxmlformats.org/wordprocessingml/2006/main" xmlns:w14="http://schemas.microsoft.com/office/word/2010/wordml" xmlns:wpg="http://schemas.microsoft.com/office/word/2010/wordprocessingGroup" xmlns:wpi="http://schemas.microsoft.com/office/word/2010/wordprocessingInk" xmlns:wne="http://schemas.microsoft.com/office/word/2006/wordml" xmlns:wps="http://schemas.microsoft.com/office/word/2010/wordprocessingShape" mc:Ignorable="w14 wp14">
   <w:tbl>
     <w:tblPr>
@@ -7106,26 +7160,6 @@
 </w:hdr>
 </file>
 
-<file path=word/header3.xml><?xml version="1.0" encoding="utf-8"?>
-<w:hdr xmlns:m="http://schemas.openxmlformats.org/officeDocument/2006/math" xmlns:mc="http://schemas.openxmlformats.org/markup-compatibility/2006" xmlns:mo="http://schemas.microsoft.com/office/mac/office/2008/main" xmlns:mv="urn:schemas-microsoft-com:mac:vml" xmlns:o="urn:schemas-microsoft-com:office:office" xmlns:r="http://schemas.openxmlformats.org/officeDocument/2006/relationships" xmlns:v="urn:schemas-microsoft-com:vml" xmlns:w10="urn:schemas-microsoft-com:office:word" xmlns:w14="http://schemas.microsoft.com/office/word/2010/wordml" xmlns:w="http://schemas.openxmlformats.org/wordprocessingml/2006/main" xmlns:wne="http://schemas.microsoft.com/office/word/2006/wordml" xmlns:wp14="http://schemas.microsoft.com/office/word/2010/wordprocessingDrawing" xmlns:wp="http://schemas.openxmlformats.org/drawingml/2006/wordprocessingDrawing" xmlns:wpc="http://schemas.microsoft.com/office/word/2010/wordprocessingCanvas" xmlns:wpg="http://schemas.microsoft.com/office/word/2010/wordprocessingGroup" xmlns:wpi="http://schemas.microsoft.com/office/word/2010/wordprocessingInk" xmlns:wps="http://schemas.microsoft.com/office/word/2010/wordprocessingShape" mc:Ignorable="w14 wp14">
-  <w:p>
-    <w:pPr>
-      <w:pStyle w:val="Header"/>
-    </w:pPr>
-  </w:p>
-</w:hdr>
-</file>
-
-<file path=word/header4.xml><?xml version="1.0" encoding="utf-8"?>
-<w:hdr xmlns:m="http://schemas.openxmlformats.org/officeDocument/2006/math" xmlns:mc="http://schemas.openxmlformats.org/markup-compatibility/2006" xmlns:mo="http://schemas.microsoft.com/office/mac/office/2008/main" xmlns:mv="urn:schemas-microsoft-com:mac:vml" xmlns:o="urn:schemas-microsoft-com:office:office" xmlns:r="http://schemas.openxmlformats.org/officeDocument/2006/relationships" xmlns:v="urn:schemas-microsoft-com:vml" xmlns:w10="urn:schemas-microsoft-com:office:word" xmlns:w14="http://schemas.microsoft.com/office/word/2010/wordml" xmlns:w="http://schemas.openxmlformats.org/wordprocessingml/2006/main" xmlns:wne="http://schemas.microsoft.com/office/word/2006/wordml" xmlns:wp14="http://schemas.microsoft.com/office/word/2010/wordprocessingDrawing" xmlns:wp="http://schemas.openxmlformats.org/drawingml/2006/wordprocessingDrawing" xmlns:wpc="http://schemas.microsoft.com/office/word/2010/wordprocessingCanvas" xmlns:wpg="http://schemas.microsoft.com/office/word/2010/wordprocessingGroup" xmlns:wpi="http://schemas.microsoft.com/office/word/2010/wordprocessingInk" xmlns:wps="http://schemas.microsoft.com/office/word/2010/wordprocessingShape" mc:Ignorable="w14 wp14">
-  <w:p>
-    <w:pPr>
-      <w:pStyle w:val="Header"/>
-    </w:pPr>
-  </w:p>
-</w:hdr>
-</file>
-
 <file path=word/numbering.xml><?xml version="1.0" encoding="utf-8"?>
 <w:numbering xmlns:wpc="http://schemas.microsoft.com/office/word/2010/wordprocessingCanvas" xmlns:mc="http://schemas.openxmlformats.org/markup-compatibility/2006" xmlns:o="urn:schemas-microsoft-com:office:office" xmlns:r="http://schemas.openxmlformats.org/officeDocument/2006/relationships" xmlns:m="http://schemas.openxmlformats.org/officeDocument/2006/math" xmlns:v="urn:schemas-microsoft-com:vml" xmlns:wp14="http://schemas.microsoft.com/office/word/2010/wordprocessingDrawing" xmlns:wp="http://schemas.openxmlformats.org/drawingml/2006/wordprocessingDrawing" xmlns:w10="urn:schemas-microsoft-com:office:word" xmlns:w="http://schemas.openxmlformats.org/wordprocessingml/2006/main" xmlns:w14="http://schemas.microsoft.com/office/word/2010/wordml" xmlns:wpg="http://schemas.microsoft.com/office/word/2010/wordprocessingGroup" xmlns:wpi="http://schemas.microsoft.com/office/word/2010/wordprocessingInk" xmlns:wne="http://schemas.microsoft.com/office/word/2006/wordml" xmlns:wps="http://schemas.microsoft.com/office/word/2010/wordprocessingShape" mc:Ignorable="w14 wp14">
   <w:abstractNum w:abstractNumId="0">
@@ -8966,27 +9000,9 @@
   </w:num>
   <w:num w:numId="13">
     <w:abstractNumId w:val="6"/>
-    <w:lvlOverride w:ilvl="0"/>
-    <w:lvlOverride w:ilvl="1"/>
-    <w:lvlOverride w:ilvl="2"/>
-    <w:lvlOverride w:ilvl="3"/>
-    <w:lvlOverride w:ilvl="4"/>
-    <w:lvlOverride w:ilvl="5"/>
-    <w:lvlOverride w:ilvl="6"/>
-    <w:lvlOverride w:ilvl="7"/>
-    <w:lvlOverride w:ilvl="8"/>
   </w:num>
   <w:num w:numId="14">
     <w:abstractNumId w:val="14"/>
-    <w:lvlOverride w:ilvl="0"/>
-    <w:lvlOverride w:ilvl="1"/>
-    <w:lvlOverride w:ilvl="2"/>
-    <w:lvlOverride w:ilvl="3"/>
-    <w:lvlOverride w:ilvl="4"/>
-    <w:lvlOverride w:ilvl="5"/>
-    <w:lvlOverride w:ilvl="6"/>
-    <w:lvlOverride w:ilvl="7"/>
-    <w:lvlOverride w:ilvl="8"/>
   </w:num>
   <w:num w:numId="15">
     <w:abstractNumId w:val="6"/>
@@ -9160,14 +9176,15 @@
   </w:style>
   <w:style w:type="character" w:default="1" w:styleId="a0">
     <w:name w:val="Default Paragraph Font"/>
+    <w:uiPriority w:val="1"/>
     <w:semiHidden/>
     <w:unhideWhenUsed/>
   </w:style>
   <w:style w:type="table" w:default="1" w:styleId="a1">
     <w:name w:val="Normal Table"/>
+    <w:uiPriority w:val="99"/>
     <w:semiHidden/>
     <w:unhideWhenUsed/>
-    <w:qFormat/>
     <w:tblPr>
       <w:tblInd w:w="0" w:type="dxa"/>
       <w:tblCellMar>
@@ -9180,6 +9197,7 @@
   </w:style>
   <w:style w:type="numbering" w:default="1" w:styleId="a2">
     <w:name w:val="No List"/>
+    <w:uiPriority w:val="99"/>
     <w:semiHidden/>
     <w:unhideWhenUsed/>
   </w:style>
@@ -9586,14 +9604,15 @@
   </w:style>
   <w:style w:type="character" w:default="1" w:styleId="a0">
     <w:name w:val="Default Paragraph Font"/>
+    <w:uiPriority w:val="1"/>
     <w:semiHidden/>
     <w:unhideWhenUsed/>
   </w:style>
   <w:style w:type="table" w:default="1" w:styleId="a1">
     <w:name w:val="Normal Table"/>
+    <w:uiPriority w:val="99"/>
     <w:semiHidden/>
     <w:unhideWhenUsed/>
-    <w:qFormat/>
     <w:tblPr>
       <w:tblInd w:w="0" w:type="dxa"/>
       <w:tblCellMar>
@@ -9606,6 +9625,7 @@
   </w:style>
   <w:style w:type="numbering" w:default="1" w:styleId="a2">
     <w:name w:val="No List"/>
+    <w:uiPriority w:val="99"/>
     <w:semiHidden/>
     <w:unhideWhenUsed/>
   </w:style>
@@ -10135,6 +10155,19 @@
 </file>
 
 <file path=customXml/item1.xml><?xml version="1.0" encoding="utf-8"?>
+<?mso-contentType ?>
+<FormTemplates xmlns="http://schemas.microsoft.com/sharepoint/v3/contenttype/forms">
+  <Display>DocumentLibraryForm</Display>
+  <Edit>DocumentLibraryForm</Edit>
+  <New>DocumentLibraryForm</New>
+</FormTemplates>
+</file>
+
+<file path=customXml/item2.xml><?xml version="1.0" encoding="utf-8"?>
+<LongProperties xmlns="http://schemas.microsoft.com/office/2006/metadata/longProperties"/>
+</file>
+
+<file path=customXml/item3.xml><?xml version="1.0" encoding="utf-8"?>
 <ct:contentTypeSchema xmlns:ct="http://schemas.microsoft.com/office/2006/metadata/contentType" xmlns:ma="http://schemas.microsoft.com/office/2006/metadata/properties/metaAttributes" ct:_="" ma:_="" ma:contentTypeName="ドキュメント" ma:contentTypeID="0x010100B9F3419BC2D8D64D830E9AEB8963277A" ma:contentTypeVersion="12" ma:contentTypeDescription="新しいドキュメントを作成します。" ma:contentTypeScope="" ma:versionID="aaae8dea08b675139fd36b71e1da83a8">
   <xsd:schema xmlns:xsd="http://www.w3.org/2001/XMLSchema" xmlns:xs="http://www.w3.org/2001/XMLSchema" xmlns:p="http://schemas.microsoft.com/office/2006/metadata/properties" xmlns:ns2="de1ba629-2ef5-49ac-9285-140fa60976af" xmlns:ns3="4d7fb8f6-9384-49ba-9078-0024065d699e" targetNamespace="http://schemas.microsoft.com/office/2006/metadata/properties" ma:root="true" ma:fieldsID="845626131e878e0396b23398a507c366" ns2:_="" ns3:_="">
     <xsd:import namespace="de1ba629-2ef5-49ac-9285-140fa60976af"/>
@@ -10335,19 +10368,6 @@
 </ct:contentTypeSchema>
 </file>
 
-<file path=customXml/item2.xml><?xml version="1.0" encoding="utf-8"?>
-<LongProperties xmlns="http://schemas.microsoft.com/office/2006/metadata/longProperties"/>
-</file>
-
-<file path=customXml/item3.xml><?xml version="1.0" encoding="utf-8"?>
-<?mso-contentType ?>
-<FormTemplates xmlns="http://schemas.microsoft.com/sharepoint/v3/contenttype/forms">
-  <Display>DocumentLibraryForm</Display>
-  <Edit>DocumentLibraryForm</Edit>
-  <New>DocumentLibraryForm</New>
-</FormTemplates>
-</file>
-
 <file path=customXml/item4.xml><?xml version="1.0" encoding="utf-8"?>
 <p:properties xmlns:p="http://schemas.microsoft.com/office/2006/metadata/properties" xmlns:xsi="http://www.w3.org/2001/XMLSchema-instance" xmlns:pc="http://schemas.microsoft.com/office/infopath/2007/PartnerControls">
   <documentManagement>
@@ -10364,6 +10384,22 @@
 </file>
 
 <file path=customXml/itemProps1.xml><?xml version="1.0" encoding="utf-8"?>
+<ds:datastoreItem xmlns:ds="http://schemas.openxmlformats.org/officeDocument/2006/customXml" ds:itemID="{C36923F7-D530-4CE3-AAB6-27205CA06326}">
+  <ds:schemaRefs>
+    <ds:schemaRef ds:uri="http://schemas.microsoft.com/sharepoint/v3/contenttype/forms"/>
+  </ds:schemaRefs>
+</ds:datastoreItem>
+</file>
+
+<file path=customXml/itemProps2.xml><?xml version="1.0" encoding="utf-8"?>
+<ds:datastoreItem xmlns:ds="http://schemas.openxmlformats.org/officeDocument/2006/customXml" ds:itemID="{76303D0C-39AD-434B-ADA4-530F99729335}">
+  <ds:schemaRefs>
+    <ds:schemaRef ds:uri="http://schemas.microsoft.com/office/2006/metadata/longProperties"/>
+  </ds:schemaRefs>
+</ds:datastoreItem>
+</file>
+
+<file path=customXml/itemProps3.xml><?xml version="1.0" encoding="utf-8"?>
 <ds:datastoreItem xmlns:ds="http://schemas.openxmlformats.org/officeDocument/2006/customXml" ds:itemID="{E670166C-6AF5-4312-A4B0-F2B3970ABAA8}">
   <ds:schemaRefs>
     <ds:schemaRef ds:uri="http://schemas.microsoft.com/office/2006/metadata/contentType"/>
@@ -10382,22 +10418,6 @@
 </ds:datastoreItem>
 </file>
 
-<file path=customXml/itemProps2.xml><?xml version="1.0" encoding="utf-8"?>
-<ds:datastoreItem xmlns:ds="http://schemas.openxmlformats.org/officeDocument/2006/customXml" ds:itemID="{76303D0C-39AD-434B-ADA4-530F99729335}">
-  <ds:schemaRefs>
-    <ds:schemaRef ds:uri="http://schemas.microsoft.com/office/2006/metadata/longProperties"/>
-  </ds:schemaRefs>
-</ds:datastoreItem>
-</file>
-
-<file path=customXml/itemProps3.xml><?xml version="1.0" encoding="utf-8"?>
-<ds:datastoreItem xmlns:ds="http://schemas.openxmlformats.org/officeDocument/2006/customXml" ds:itemID="{C36923F7-D530-4CE3-AAB6-27205CA06326}">
-  <ds:schemaRefs>
-    <ds:schemaRef ds:uri="http://schemas.microsoft.com/sharepoint/v3/contenttype/forms"/>
-  </ds:schemaRefs>
-</ds:datastoreItem>
-</file>
-
 <file path=customXml/itemProps4.xml><?xml version="1.0" encoding="utf-8"?>
 <ds:datastoreItem xmlns:ds="http://schemas.openxmlformats.org/officeDocument/2006/customXml" ds:itemID="{3F267DD8-E368-4575-826A-386863162419}">
   <ds:schemaRefs>
@@ -10410,7 +10430,7 @@
 </file>
 
 <file path=customXml/itemProps5.xml><?xml version="1.0" encoding="utf-8"?>
-<ds:datastoreItem xmlns:ds="http://schemas.openxmlformats.org/officeDocument/2006/customXml" ds:itemID="{4559C016-D296-42C4-8FDE-DE788ABF3505}">
+<ds:datastoreItem xmlns:ds="http://schemas.openxmlformats.org/officeDocument/2006/customXml" ds:itemID="{F9803347-D6A8-4802-AE62-F6141ADC5C87}">
   <ds:schemaRefs>
     <ds:schemaRef ds:uri="http://schemas.openxmlformats.org/officeDocument/2006/bibliography"/>
   </ds:schemaRefs>
